--- a/docs/Fixed_Summary.docx
+++ b/docs/Fixed_Summary.docx
@@ -26,7 +26,7 @@
         <w:t xml:space="preserve"> </w:t>
       </w:r>
       <w:r>
-        <w:t xml:space="preserve">4</w:t>
+        <w:t xml:space="preserve">5</w:t>
       </w:r>
       <w:r>
         <w:t xml:space="preserve"> </w:t>
@@ -42,7 +42,7 @@
         <w:t xml:space="preserve"> </w:t>
       </w:r>
       <w:r>
-        <w:t xml:space="preserve">2026-06-06T19:00:00Z</w:t>
+        <w:t xml:space="preserve">2026-06-06T19:20:00Z</w:t>
       </w:r>
       <w:r>
         <w:t xml:space="preserve"> </w:t>
@@ -555,6 +555,63 @@
             </w:pPr>
             <w:r>
               <w:t xml:space="preserve">Jackett server image pulled to latest; plugin confirmed at upstream parity</w:t>
+            </w:r>
+          </w:p>
+        </w:tc>
+      </w:tr>
+      <w:tr>
+        <w:tc>
+          <w:tcPr/>
+          <w:p>
+            <w:pPr>
+              <w:pStyle w:val="Compact"/>
+            </w:pPr>
+            <w:r>
+              <w:t xml:space="preserve">BOB-019</w:t>
+            </w:r>
+          </w:p>
+        </w:tc>
+        <w:tc>
+          <w:tcPr/>
+          <w:p>
+            <w:pPr>
+              <w:pStyle w:val="Compact"/>
+            </w:pPr>
+            <w:r>
+              <w:t xml:space="preserve">Completed</w:t>
+            </w:r>
+          </w:p>
+        </w:tc>
+        <w:tc>
+          <w:tcPr/>
+          <w:p>
+            <w:pPr>
+              <w:pStyle w:val="Compact"/>
+            </w:pPr>
+            <w:r>
+              <w:t xml:space="preserve">Task</w:t>
+            </w:r>
+          </w:p>
+        </w:tc>
+        <w:tc>
+          <w:tcPr/>
+          <w:p>
+            <w:pPr>
+              <w:pStyle w:val="Compact"/>
+            </w:pPr>
+            <w:r>
+              <w:t xml:space="preserve">(pending)</w:t>
+            </w:r>
+          </w:p>
+        </w:tc>
+        <w:tc>
+          <w:tcPr/>
+          <w:p>
+            <w:pPr>
+              <w:pStyle w:val="Compact"/>
+            </w:pPr>
+            <w:r>
+              <w:t xml:space="preserve">Jackett added as reference-only submodule (submodules/jackett, v0.24.2027); runtime keeps the image</w:t>
             </w:r>
           </w:p>
         </w:tc>

--- a/docs/Fixed_Summary.docx
+++ b/docs/Fixed_Summary.docx
@@ -26,7 +26,7 @@
         <w:t xml:space="preserve"> </w:t>
       </w:r>
       <w:r>
-        <w:t xml:space="preserve">5</w:t>
+        <w:t xml:space="preserve">6</w:t>
       </w:r>
       <w:r>
         <w:t xml:space="preserve"> </w:t>
@@ -42,7 +42,7 @@
         <w:t xml:space="preserve"> </w:t>
       </w:r>
       <w:r>
-        <w:t xml:space="preserve">2026-06-06T19:20:00Z</w:t>
+        <w:t xml:space="preserve">2026-06-06T19:45:00Z</w:t>
       </w:r>
       <w:r>
         <w:t xml:space="preserve"> </w:t>
@@ -600,7 +600,7 @@
               <w:pStyle w:val="Compact"/>
             </w:pPr>
             <w:r>
-              <w:t xml:space="preserve">(pending)</w:t>
+              <w:t xml:space="preserve">9f14563</w:t>
             </w:r>
           </w:p>
         </w:tc>
@@ -612,6 +612,63 @@
             </w:pPr>
             <w:r>
               <w:t xml:space="preserve">Jackett added as reference-only submodule (submodules/jackett, v0.24.2027); runtime keeps the image</w:t>
+            </w:r>
+          </w:p>
+        </w:tc>
+      </w:tr>
+      <w:tr>
+        <w:tc>
+          <w:tcPr/>
+          <w:p>
+            <w:pPr>
+              <w:pStyle w:val="Compact"/>
+            </w:pPr>
+            <w:r>
+              <w:t xml:space="preserve">BOB-020</w:t>
+            </w:r>
+          </w:p>
+        </w:tc>
+        <w:tc>
+          <w:tcPr/>
+          <w:p>
+            <w:pPr>
+              <w:pStyle w:val="Compact"/>
+            </w:pPr>
+            <w:r>
+              <w:t xml:space="preserve">Completed</w:t>
+            </w:r>
+          </w:p>
+        </w:tc>
+        <w:tc>
+          <w:tcPr/>
+          <w:p>
+            <w:pPr>
+              <w:pStyle w:val="Compact"/>
+            </w:pPr>
+            <w:r>
+              <w:t xml:space="preserve">Task</w:t>
+            </w:r>
+          </w:p>
+        </w:tc>
+        <w:tc>
+          <w:tcPr/>
+          <w:p>
+            <w:pPr>
+              <w:pStyle w:val="Compact"/>
+            </w:pPr>
+            <w:r>
+              <w:t xml:space="preserve">f9a277b</w:t>
+            </w:r>
+          </w:p>
+        </w:tc>
+        <w:tc>
+          <w:tcPr/>
+          <w:p>
+            <w:pPr>
+              <w:pStyle w:val="Compact"/>
+            </w:pPr>
+            <w:r>
+              <w:t xml:space="preserve">CodeGraph initialized, indexed (8906 nodes) + MCP-wired; secrets/jackett excluded, validator 7/7</w:t>
             </w:r>
           </w:p>
         </w:tc>
